--- a/output/docx/AdministradorDeletaAdministrador.docx
+++ b/output/docx/AdministradorDeletaAdministrador.docx
@@ -106,7 +106,7 @@
         <w:rPr>
           <w:sz w:val="20"/>
         </w:rPr>
-        <w:t>O Administrador foi excluido com sucesso.</w:t>
+        <w:t>O Administrador foi adicionado com sucesso.</w:t>
       </w:r>
     </w:p>
     <w:tbl>
@@ -335,7 +335,7 @@
               <w:rPr>
                 <w:sz w:val="18"/>
               </w:rPr>
-              <w:t>SYSTEM notifica que o Administrador foi excluido com sucesso</w:t>
+              <w:t>SYSTEM notifica que o Administrador foi adicionado com sucesso</w:t>
             </w:r>
           </w:p>
         </w:tc>
@@ -392,7 +392,7 @@
         <w:rPr>
           <w:sz w:val="20"/>
         </w:rPr>
-        <w:t>O Administrador foi excluido com sucesso.</w:t>
+        <w:t>O Administrador foi adicionado com sucesso.</w:t>
       </w:r>
     </w:p>
     <w:tbl>
@@ -685,7 +685,7 @@
               <w:rPr>
                 <w:sz w:val="18"/>
               </w:rPr>
-              <w:t>SYSTEM notifica que o Administrador foi excluido com sucesso</w:t>
+              <w:t>SYSTEM notifica que o Administrador foi adicionado com sucesso</w:t>
             </w:r>
           </w:p>
         </w:tc>
@@ -742,7 +742,7 @@
         <w:rPr>
           <w:sz w:val="20"/>
         </w:rPr>
-        <w:t>O Administrador foi excluido com sucesso.</w:t>
+        <w:t>O Administrador foi adicionado com sucesso.</w:t>
       </w:r>
     </w:p>
     <w:tbl>
@@ -929,7 +929,7 @@
               <w:rPr>
                 <w:sz w:val="18"/>
               </w:rPr>
-              <w:t>Administrador: clica no botao 'Cancelar'</w:t>
+              <w:t>Administrador: clica no botao Cancelar</w:t>
             </w:r>
           </w:p>
         </w:tc>
@@ -1035,7 +1035,7 @@
               <w:rPr>
                 <w:sz w:val="18"/>
               </w:rPr>
-              <w:t>SYSTEM notifica que o Administrador foi excluido com sucesso</w:t>
+              <w:t>SYSTEM notifica que o Administrador foi adicionado com sucesso</w:t>
             </w:r>
           </w:p>
         </w:tc>
@@ -1092,7 +1092,7 @@
         <w:rPr>
           <w:sz w:val="20"/>
         </w:rPr>
-        <w:t>O Administrador foi excluido com sucesso.</w:t>
+        <w:t>O Administrador foi adicionado com sucesso.</w:t>
       </w:r>
     </w:p>
     <w:tbl>
@@ -1385,7 +1385,1279 @@
               <w:rPr>
                 <w:sz w:val="18"/>
               </w:rPr>
-              <w:t>SYSTEM notifica que o Administrador foi excluido com sucesso</w:t>
+              <w:t>SYSTEM notifica que o Administrador foi adicionado com sucesso</w:t>
+            </w:r>
+          </w:p>
+        </w:tc>
+      </w:tr>
+    </w:tbl>
+    <w:p>
+      <w:r>
+        <w:br/>
+      </w:r>
+    </w:p>
+    <w:p>
+      <w:pPr>
+        <w:spacing w:before="180" w:after="60"/>
+      </w:pPr>
+      <w:r>
+        <w:rPr>
+          <w:b w:val="on"/>
+          <w:sz w:val="24"/>
+          <w:color w:val="2B6CB0"/>
+        </w:rPr>
+        <w:t>[TC5] Exception Flow 1: Dados obrigatorios'</w:t>
+      </w:r>
+    </w:p>
+    <w:p>
+      <w:pPr>
+        <w:spacing w:after="40"/>
+      </w:pPr>
+      <w:r>
+        <w:rPr>
+          <w:b w:val="on"/>
+          <w:sz w:val="20"/>
+        </w:rPr>
+        <w:t xml:space="preserve">Preconditions: </w:t>
+      </w:r>
+      <w:r>
+        <w:rPr>
+          <w:sz w:val="20"/>
+        </w:rPr>
+        <w:t>Usuario Administrador esta logado no sistema.</w:t>
+      </w:r>
+    </w:p>
+    <w:p>
+      <w:pPr>
+        <w:spacing w:after="40"/>
+      </w:pPr>
+      <w:r>
+        <w:rPr>
+          <w:b w:val="on"/>
+          <w:sz w:val="20"/>
+        </w:rPr>
+        <w:t xml:space="preserve">Postconditions: </w:t>
+      </w:r>
+      <w:r>
+        <w:rPr>
+          <w:sz w:val="20"/>
+        </w:rPr>
+        <w:t>Flow interrupted due to exception / error</w:t>
+      </w:r>
+    </w:p>
+    <w:tbl>
+      <w:tblPr>
+        <w:tblW w:w="5000" w:type="pct"/>
+        <w:tblBorders>
+          <w:top w:val="single"/>
+          <w:left w:val="single"/>
+          <w:bottom w:val="single"/>
+          <w:right w:val="single"/>
+          <w:insideH w:val="single"/>
+          <w:insideV w:val="single"/>
+        </w:tblBorders>
+      </w:tblPr>
+      <w:tr>
+        <w:tc>
+          <w:tcPr>
+            <w:tcW w:w="1200" w:type="dxa"/>
+            <w:shd w:color="auto" w:val="clear" w:fill="2B6CB0"/>
+          </w:tcPr>
+          <w:p>
+            <w:pPr>
+              <w:jc w:val="left"/>
+            </w:pPr>
+            <w:r>
+              <w:rPr>
+                <w:b w:val="on"/>
+                <w:sz w:val="20"/>
+                <w:color w:val="FFFFFF"/>
+              </w:rPr>
+              <w:t>Step #</w:t>
+            </w:r>
+          </w:p>
+        </w:tc>
+        <w:tc>
+          <w:tcPr>
+            <w:tcW w:w="4500" w:type="dxa"/>
+            <w:shd w:color="auto" w:val="clear" w:fill="2B6CB0"/>
+          </w:tcPr>
+          <w:p>
+            <w:pPr>
+              <w:jc w:val="left"/>
+            </w:pPr>
+            <w:r>
+              <w:rPr>
+                <w:b w:val="on"/>
+                <w:sz w:val="20"/>
+                <w:color w:val="FFFFFF"/>
+              </w:rPr>
+              <w:t>Actor Action</w:t>
+            </w:r>
+          </w:p>
+        </w:tc>
+        <w:tc>
+          <w:tcPr>
+            <w:tcW w:w="4500" w:type="dxa"/>
+            <w:shd w:color="auto" w:val="clear" w:fill="2B6CB0"/>
+          </w:tcPr>
+          <w:p>
+            <w:pPr>
+              <w:jc w:val="left"/>
+            </w:pPr>
+            <w:r>
+              <w:rPr>
+                <w:b w:val="on"/>
+                <w:sz w:val="20"/>
+                <w:color w:val="FFFFFF"/>
+              </w:rPr>
+              <w:t>Expected Result (System)</w:t>
+            </w:r>
+          </w:p>
+        </w:tc>
+      </w:tr>
+      <w:tr>
+        <w:tc>
+          <w:p>
+            <w:r>
+              <w:rPr>
+                <w:sz w:val="18"/>
+              </w:rPr>
+              <w:t>1</w:t>
+            </w:r>
+          </w:p>
+        </w:tc>
+        <w:tc>
+          <w:p>
+            <w:r>
+              <w:rPr>
+                <w:sz w:val="18"/>
+              </w:rPr>
+              <w:t>Administrador: abre tela inicial do sistema</w:t>
+            </w:r>
+          </w:p>
+        </w:tc>
+        <w:tc>
+          <w:p>
+            <w:r>
+              <w:rPr>
+                <w:sz w:val="18"/>
+              </w:rPr>
+              <w:t>SYSTEM exibe tela inicial do sistema</w:t>
+            </w:r>
+          </w:p>
+        </w:tc>
+      </w:tr>
+      <w:tr>
+        <w:tc>
+          <w:p>
+            <w:r>
+              <w:rPr>
+                <w:sz w:val="18"/>
+              </w:rPr>
+              <w:t>2</w:t>
+            </w:r>
+          </w:p>
+        </w:tc>
+        <w:tc>
+          <w:p>
+            <w:r>
+              <w:rPr>
+                <w:sz w:val="18"/>
+              </w:rPr>
+              <w:t>Administrador: clica na opcao 'Administrador' no menu da tela principal</w:t>
+            </w:r>
+          </w:p>
+        </w:tc>
+        <w:tc>
+          <w:p>
+            <w:r>
+              <w:rPr>
+                <w:sz w:val="18"/>
+              </w:rPr>
+              <w:t>SYSTEM apresenta uma listagem dos Administradores cadastrados no sistema</w:t>
+            </w:r>
+          </w:p>
+        </w:tc>
+      </w:tr>
+      <w:tr>
+        <w:tc>
+          <w:p>
+            <w:r>
+              <w:rPr>
+                <w:sz w:val="18"/>
+              </w:rPr>
+              <w:t>3</w:t>
+            </w:r>
+          </w:p>
+        </w:tc>
+        <w:tc>
+          <w:p>
+            <w:r>
+              <w:rPr>
+                <w:sz w:val="18"/>
+              </w:rPr>
+              <w:t>Administrador: clica em algum dos Administradores listados</w:t>
+            </w:r>
+          </w:p>
+        </w:tc>
+        <w:tc>
+          <w:p>
+            <w:r>
+              <w:rPr>
+                <w:sz w:val="18"/>
+              </w:rPr>
+              <w:t>SYSTEM abre a tela de edicao de Administrador</w:t>
+            </w:r>
+          </w:p>
+        </w:tc>
+      </w:tr>
+      <w:tr>
+        <w:tc>
+          <w:p>
+            <w:r>
+              <w:rPr>
+                <w:sz w:val="18"/>
+              </w:rPr>
+              <w:t>4</w:t>
+            </w:r>
+          </w:p>
+        </w:tc>
+        <w:tc>
+          <w:p>
+            <w:r>
+              <w:rPr>
+                <w:sz w:val="18"/>
+              </w:rPr>
+              <w:t>Administrador: clica no botao de 'Excluir'</w:t>
+            </w:r>
+          </w:p>
+        </w:tc>
+        <w:tc>
+          <w:p>
+            <w:r>
+              <w:rPr>
+                <w:sz w:val="18"/>
+              </w:rPr>
+              <w:t>SYSTEM exibe popup pedindo Confirmacao de delecao</w:t>
+            </w:r>
+          </w:p>
+        </w:tc>
+      </w:tr>
+      <w:tr>
+        <w:tc>
+          <w:p>
+            <w:r>
+              <w:rPr>
+                <w:sz w:val="18"/>
+              </w:rPr>
+              <w:t>5</w:t>
+            </w:r>
+          </w:p>
+        </w:tc>
+        <w:tc>
+          <w:p>
+            <w:r>
+              <w:rPr>
+                <w:sz w:val="18"/>
+              </w:rPr>
+              <w:t>Administrador: confirma delecao</w:t>
+            </w:r>
+          </w:p>
+        </w:tc>
+        <w:tc>
+          <w:p>
+            <w:r>
+              <w:rPr>
+                <w:sz w:val="18"/>
+              </w:rPr>
+              <w:t>SYSTEM informa que os dados obrigatorios devem ser preenchidos</w:t>
+            </w:r>
+          </w:p>
+        </w:tc>
+      </w:tr>
+      <w:tr>
+        <w:tc>
+          <w:p>
+            <w:r>
+              <w:rPr>
+                <w:sz w:val="18"/>
+              </w:rPr>
+              <w:t>6</w:t>
+            </w:r>
+          </w:p>
+        </w:tc>
+        <w:tc>
+          <w:p>
+            <w:r>
+              <w:rPr>
+                <w:sz w:val="18"/>
+              </w:rPr>
+              <w:t>Administrador: preenche os dados orbigatorios e clica no botao 'Registrar'</w:t>
+            </w:r>
+          </w:p>
+        </w:tc>
+        <w:tc>
+          <w:p>
+            <w:r>
+              <w:rPr>
+                <w:sz w:val="18"/>
+              </w:rPr>
+              <w:t>SYSTEM processes action successfully</w:t>
+            </w:r>
+          </w:p>
+        </w:tc>
+      </w:tr>
+    </w:tbl>
+    <w:p>
+      <w:r>
+        <w:br/>
+      </w:r>
+    </w:p>
+    <w:p>
+      <w:pPr>
+        <w:spacing w:before="180" w:after="60"/>
+      </w:pPr>
+      <w:r>
+        <w:rPr>
+          <w:b w:val="on"/>
+          <w:sz w:val="24"/>
+          <w:color w:val="2B6CB0"/>
+        </w:rPr>
+        <w:t>[TC6] Exception Flow 2: Email invalido</w:t>
+      </w:r>
+    </w:p>
+    <w:p>
+      <w:pPr>
+        <w:spacing w:after="40"/>
+      </w:pPr>
+      <w:r>
+        <w:rPr>
+          <w:b w:val="on"/>
+          <w:sz w:val="20"/>
+        </w:rPr>
+        <w:t xml:space="preserve">Preconditions: </w:t>
+      </w:r>
+      <w:r>
+        <w:rPr>
+          <w:sz w:val="20"/>
+        </w:rPr>
+        <w:t>Usuario Administrador esta logado no sistema.</w:t>
+      </w:r>
+    </w:p>
+    <w:p>
+      <w:pPr>
+        <w:spacing w:after="40"/>
+      </w:pPr>
+      <w:r>
+        <w:rPr>
+          <w:b w:val="on"/>
+          <w:sz w:val="20"/>
+        </w:rPr>
+        <w:t xml:space="preserve">Postconditions: </w:t>
+      </w:r>
+      <w:r>
+        <w:rPr>
+          <w:sz w:val="20"/>
+        </w:rPr>
+        <w:t>Flow interrupted due to exception / error</w:t>
+      </w:r>
+    </w:p>
+    <w:tbl>
+      <w:tblPr>
+        <w:tblW w:w="5000" w:type="pct"/>
+        <w:tblBorders>
+          <w:top w:val="single"/>
+          <w:left w:val="single"/>
+          <w:bottom w:val="single"/>
+          <w:right w:val="single"/>
+          <w:insideH w:val="single"/>
+          <w:insideV w:val="single"/>
+        </w:tblBorders>
+      </w:tblPr>
+      <w:tr>
+        <w:tc>
+          <w:tcPr>
+            <w:tcW w:w="1200" w:type="dxa"/>
+            <w:shd w:color="auto" w:val="clear" w:fill="2B6CB0"/>
+          </w:tcPr>
+          <w:p>
+            <w:pPr>
+              <w:jc w:val="left"/>
+            </w:pPr>
+            <w:r>
+              <w:rPr>
+                <w:b w:val="on"/>
+                <w:sz w:val="20"/>
+                <w:color w:val="FFFFFF"/>
+              </w:rPr>
+              <w:t>Step #</w:t>
+            </w:r>
+          </w:p>
+        </w:tc>
+        <w:tc>
+          <w:tcPr>
+            <w:tcW w:w="4500" w:type="dxa"/>
+            <w:shd w:color="auto" w:val="clear" w:fill="2B6CB0"/>
+          </w:tcPr>
+          <w:p>
+            <w:pPr>
+              <w:jc w:val="left"/>
+            </w:pPr>
+            <w:r>
+              <w:rPr>
+                <w:b w:val="on"/>
+                <w:sz w:val="20"/>
+                <w:color w:val="FFFFFF"/>
+              </w:rPr>
+              <w:t>Actor Action</w:t>
+            </w:r>
+          </w:p>
+        </w:tc>
+        <w:tc>
+          <w:tcPr>
+            <w:tcW w:w="4500" w:type="dxa"/>
+            <w:shd w:color="auto" w:val="clear" w:fill="2B6CB0"/>
+          </w:tcPr>
+          <w:p>
+            <w:pPr>
+              <w:jc w:val="left"/>
+            </w:pPr>
+            <w:r>
+              <w:rPr>
+                <w:b w:val="on"/>
+                <w:sz w:val="20"/>
+                <w:color w:val="FFFFFF"/>
+              </w:rPr>
+              <w:t>Expected Result (System)</w:t>
+            </w:r>
+          </w:p>
+        </w:tc>
+      </w:tr>
+      <w:tr>
+        <w:tc>
+          <w:p>
+            <w:r>
+              <w:rPr>
+                <w:sz w:val="18"/>
+              </w:rPr>
+              <w:t>1</w:t>
+            </w:r>
+          </w:p>
+        </w:tc>
+        <w:tc>
+          <w:p>
+            <w:r>
+              <w:rPr>
+                <w:sz w:val="18"/>
+              </w:rPr>
+              <w:t>Administrador: abre tela inicial do sistema</w:t>
+            </w:r>
+          </w:p>
+        </w:tc>
+        <w:tc>
+          <w:p>
+            <w:r>
+              <w:rPr>
+                <w:sz w:val="18"/>
+              </w:rPr>
+              <w:t>SYSTEM exibe tela inicial do sistema</w:t>
+            </w:r>
+          </w:p>
+        </w:tc>
+      </w:tr>
+      <w:tr>
+        <w:tc>
+          <w:p>
+            <w:r>
+              <w:rPr>
+                <w:sz w:val="18"/>
+              </w:rPr>
+              <w:t>2</w:t>
+            </w:r>
+          </w:p>
+        </w:tc>
+        <w:tc>
+          <w:p>
+            <w:r>
+              <w:rPr>
+                <w:sz w:val="18"/>
+              </w:rPr>
+              <w:t>Administrador: clica na opcao 'Administrador' no menu da tela principal</w:t>
+            </w:r>
+          </w:p>
+        </w:tc>
+        <w:tc>
+          <w:p>
+            <w:r>
+              <w:rPr>
+                <w:sz w:val="18"/>
+              </w:rPr>
+              <w:t>SYSTEM apresenta uma listagem dos Administradores cadastrados no sistema</w:t>
+            </w:r>
+          </w:p>
+        </w:tc>
+      </w:tr>
+      <w:tr>
+        <w:tc>
+          <w:p>
+            <w:r>
+              <w:rPr>
+                <w:sz w:val="18"/>
+              </w:rPr>
+              <w:t>3</w:t>
+            </w:r>
+          </w:p>
+        </w:tc>
+        <w:tc>
+          <w:p>
+            <w:r>
+              <w:rPr>
+                <w:sz w:val="18"/>
+              </w:rPr>
+              <w:t>Administrador: clica em algum dos Administradores listados</w:t>
+            </w:r>
+          </w:p>
+        </w:tc>
+        <w:tc>
+          <w:p>
+            <w:r>
+              <w:rPr>
+                <w:sz w:val="18"/>
+              </w:rPr>
+              <w:t>SYSTEM abre a tela de edicao de Administrador</w:t>
+            </w:r>
+          </w:p>
+        </w:tc>
+      </w:tr>
+      <w:tr>
+        <w:tc>
+          <w:p>
+            <w:r>
+              <w:rPr>
+                <w:sz w:val="18"/>
+              </w:rPr>
+              <w:t>4</w:t>
+            </w:r>
+          </w:p>
+        </w:tc>
+        <w:tc>
+          <w:p>
+            <w:r>
+              <w:rPr>
+                <w:sz w:val="18"/>
+              </w:rPr>
+              <w:t>Administrador: clica no botao de 'Excluir'</w:t>
+            </w:r>
+          </w:p>
+        </w:tc>
+        <w:tc>
+          <w:p>
+            <w:r>
+              <w:rPr>
+                <w:sz w:val="18"/>
+              </w:rPr>
+              <w:t>SYSTEM exibe popup pedindo Confirmacao de delecao</w:t>
+            </w:r>
+          </w:p>
+        </w:tc>
+      </w:tr>
+      <w:tr>
+        <w:tc>
+          <w:p>
+            <w:r>
+              <w:rPr>
+                <w:sz w:val="18"/>
+              </w:rPr>
+              <w:t>5</w:t>
+            </w:r>
+          </w:p>
+        </w:tc>
+        <w:tc>
+          <w:p>
+            <w:r>
+              <w:rPr>
+                <w:sz w:val="18"/>
+              </w:rPr>
+              <w:t>Administrador: confirma delecao</w:t>
+            </w:r>
+          </w:p>
+        </w:tc>
+        <w:tc>
+          <w:p>
+            <w:r>
+              <w:rPr>
+                <w:sz w:val="18"/>
+              </w:rPr>
+              <w:t>SYSTEM alerta usuario de que Email e invalido</w:t>
+            </w:r>
+          </w:p>
+        </w:tc>
+      </w:tr>
+      <w:tr>
+        <w:tc>
+          <w:p>
+            <w:r>
+              <w:rPr>
+                <w:sz w:val="18"/>
+              </w:rPr>
+              <w:t>6</w:t>
+            </w:r>
+          </w:p>
+        </w:tc>
+        <w:tc>
+          <w:p>
+            <w:r>
+              <w:rPr>
+                <w:sz w:val="18"/>
+              </w:rPr>
+              <w:t>Administrador: insere um Email valido e clica no botao 'Registrar'</w:t>
+            </w:r>
+          </w:p>
+        </w:tc>
+        <w:tc>
+          <w:p>
+            <w:r>
+              <w:rPr>
+                <w:sz w:val="18"/>
+              </w:rPr>
+              <w:t>SYSTEM processes action successfully</w:t>
+            </w:r>
+          </w:p>
+        </w:tc>
+      </w:tr>
+    </w:tbl>
+    <w:p>
+      <w:r>
+        <w:br/>
+      </w:r>
+    </w:p>
+    <w:p>
+      <w:pPr>
+        <w:spacing w:before="180" w:after="60"/>
+      </w:pPr>
+      <w:r>
+        <w:rPr>
+          <w:b w:val="on"/>
+          <w:sz w:val="24"/>
+          <w:color w:val="2B6CB0"/>
+        </w:rPr>
+        <w:t>[TC7] Exception Flow 3: Senha e Confirmacao diferentes</w:t>
+      </w:r>
+    </w:p>
+    <w:p>
+      <w:pPr>
+        <w:spacing w:after="40"/>
+      </w:pPr>
+      <w:r>
+        <w:rPr>
+          <w:b w:val="on"/>
+          <w:sz w:val="20"/>
+        </w:rPr>
+        <w:t xml:space="preserve">Preconditions: </w:t>
+      </w:r>
+      <w:r>
+        <w:rPr>
+          <w:sz w:val="20"/>
+        </w:rPr>
+        <w:t>Usuario Administrador esta logado no sistema.</w:t>
+      </w:r>
+    </w:p>
+    <w:p>
+      <w:pPr>
+        <w:spacing w:after="40"/>
+      </w:pPr>
+      <w:r>
+        <w:rPr>
+          <w:b w:val="on"/>
+          <w:sz w:val="20"/>
+        </w:rPr>
+        <w:t xml:space="preserve">Postconditions: </w:t>
+      </w:r>
+      <w:r>
+        <w:rPr>
+          <w:sz w:val="20"/>
+        </w:rPr>
+        <w:t>Flow interrupted due to exception / error</w:t>
+      </w:r>
+    </w:p>
+    <w:tbl>
+      <w:tblPr>
+        <w:tblW w:w="5000" w:type="pct"/>
+        <w:tblBorders>
+          <w:top w:val="single"/>
+          <w:left w:val="single"/>
+          <w:bottom w:val="single"/>
+          <w:right w:val="single"/>
+          <w:insideH w:val="single"/>
+          <w:insideV w:val="single"/>
+        </w:tblBorders>
+      </w:tblPr>
+      <w:tr>
+        <w:tc>
+          <w:tcPr>
+            <w:tcW w:w="1200" w:type="dxa"/>
+            <w:shd w:color="auto" w:val="clear" w:fill="2B6CB0"/>
+          </w:tcPr>
+          <w:p>
+            <w:pPr>
+              <w:jc w:val="left"/>
+            </w:pPr>
+            <w:r>
+              <w:rPr>
+                <w:b w:val="on"/>
+                <w:sz w:val="20"/>
+                <w:color w:val="FFFFFF"/>
+              </w:rPr>
+              <w:t>Step #</w:t>
+            </w:r>
+          </w:p>
+        </w:tc>
+        <w:tc>
+          <w:tcPr>
+            <w:tcW w:w="4500" w:type="dxa"/>
+            <w:shd w:color="auto" w:val="clear" w:fill="2B6CB0"/>
+          </w:tcPr>
+          <w:p>
+            <w:pPr>
+              <w:jc w:val="left"/>
+            </w:pPr>
+            <w:r>
+              <w:rPr>
+                <w:b w:val="on"/>
+                <w:sz w:val="20"/>
+                <w:color w:val="FFFFFF"/>
+              </w:rPr>
+              <w:t>Actor Action</w:t>
+            </w:r>
+          </w:p>
+        </w:tc>
+        <w:tc>
+          <w:tcPr>
+            <w:tcW w:w="4500" w:type="dxa"/>
+            <w:shd w:color="auto" w:val="clear" w:fill="2B6CB0"/>
+          </w:tcPr>
+          <w:p>
+            <w:pPr>
+              <w:jc w:val="left"/>
+            </w:pPr>
+            <w:r>
+              <w:rPr>
+                <w:b w:val="on"/>
+                <w:sz w:val="20"/>
+                <w:color w:val="FFFFFF"/>
+              </w:rPr>
+              <w:t>Expected Result (System)</w:t>
+            </w:r>
+          </w:p>
+        </w:tc>
+      </w:tr>
+      <w:tr>
+        <w:tc>
+          <w:p>
+            <w:r>
+              <w:rPr>
+                <w:sz w:val="18"/>
+              </w:rPr>
+              <w:t>1</w:t>
+            </w:r>
+          </w:p>
+        </w:tc>
+        <w:tc>
+          <w:p>
+            <w:r>
+              <w:rPr>
+                <w:sz w:val="18"/>
+              </w:rPr>
+              <w:t>Administrador: abre tela inicial do sistema</w:t>
+            </w:r>
+          </w:p>
+        </w:tc>
+        <w:tc>
+          <w:p>
+            <w:r>
+              <w:rPr>
+                <w:sz w:val="18"/>
+              </w:rPr>
+              <w:t>SYSTEM exibe tela inicial do sistema</w:t>
+            </w:r>
+          </w:p>
+        </w:tc>
+      </w:tr>
+      <w:tr>
+        <w:tc>
+          <w:p>
+            <w:r>
+              <w:rPr>
+                <w:sz w:val="18"/>
+              </w:rPr>
+              <w:t>2</w:t>
+            </w:r>
+          </w:p>
+        </w:tc>
+        <w:tc>
+          <w:p>
+            <w:r>
+              <w:rPr>
+                <w:sz w:val="18"/>
+              </w:rPr>
+              <w:t>Administrador: clica na opcao 'Administrador' no menu da tela principal</w:t>
+            </w:r>
+          </w:p>
+        </w:tc>
+        <w:tc>
+          <w:p>
+            <w:r>
+              <w:rPr>
+                <w:sz w:val="18"/>
+              </w:rPr>
+              <w:t>SYSTEM apresenta uma listagem dos Administradores cadastrados no sistema</w:t>
+            </w:r>
+          </w:p>
+        </w:tc>
+      </w:tr>
+      <w:tr>
+        <w:tc>
+          <w:p>
+            <w:r>
+              <w:rPr>
+                <w:sz w:val="18"/>
+              </w:rPr>
+              <w:t>3</w:t>
+            </w:r>
+          </w:p>
+        </w:tc>
+        <w:tc>
+          <w:p>
+            <w:r>
+              <w:rPr>
+                <w:sz w:val="18"/>
+              </w:rPr>
+              <w:t>Administrador: clica em algum dos Administradores listados</w:t>
+            </w:r>
+          </w:p>
+        </w:tc>
+        <w:tc>
+          <w:p>
+            <w:r>
+              <w:rPr>
+                <w:sz w:val="18"/>
+              </w:rPr>
+              <w:t>SYSTEM abre a tela de edicao de Administrador</w:t>
+            </w:r>
+          </w:p>
+        </w:tc>
+      </w:tr>
+      <w:tr>
+        <w:tc>
+          <w:p>
+            <w:r>
+              <w:rPr>
+                <w:sz w:val="18"/>
+              </w:rPr>
+              <w:t>4</w:t>
+            </w:r>
+          </w:p>
+        </w:tc>
+        <w:tc>
+          <w:p>
+            <w:r>
+              <w:rPr>
+                <w:sz w:val="18"/>
+              </w:rPr>
+              <w:t>Administrador: clica no botao de 'Excluir'</w:t>
+            </w:r>
+          </w:p>
+        </w:tc>
+        <w:tc>
+          <w:p>
+            <w:r>
+              <w:rPr>
+                <w:sz w:val="18"/>
+              </w:rPr>
+              <w:t>SYSTEM exibe popup pedindo Confirmacao de delecao</w:t>
+            </w:r>
+          </w:p>
+        </w:tc>
+      </w:tr>
+      <w:tr>
+        <w:tc>
+          <w:p>
+            <w:r>
+              <w:rPr>
+                <w:sz w:val="18"/>
+              </w:rPr>
+              <w:t>5</w:t>
+            </w:r>
+          </w:p>
+        </w:tc>
+        <w:tc>
+          <w:p>
+            <w:r>
+              <w:rPr>
+                <w:sz w:val="18"/>
+              </w:rPr>
+              <w:t>Administrador: confirma delecao</w:t>
+            </w:r>
+          </w:p>
+        </w:tc>
+        <w:tc>
+          <w:p>
+            <w:r>
+              <w:rPr>
+                <w:sz w:val="18"/>
+              </w:rPr>
+              <w:t>SYSTEM alerta usuario de que senhas estao diferentes</w:t>
+            </w:r>
+          </w:p>
+        </w:tc>
+      </w:tr>
+      <w:tr>
+        <w:tc>
+          <w:p>
+            <w:r>
+              <w:rPr>
+                <w:sz w:val="18"/>
+              </w:rPr>
+              <w:t>6</w:t>
+            </w:r>
+          </w:p>
+        </w:tc>
+        <w:tc>
+          <w:p>
+            <w:r>
+              <w:rPr>
+                <w:sz w:val="18"/>
+              </w:rPr>
+              <w:t>Administrador: insere Senhas iguais e clica no botao 'Registrar'</w:t>
+            </w:r>
+          </w:p>
+        </w:tc>
+        <w:tc>
+          <w:p>
+            <w:r>
+              <w:rPr>
+                <w:sz w:val="18"/>
+              </w:rPr>
+              <w:t>SYSTEM processes action successfully</w:t>
+            </w:r>
+          </w:p>
+        </w:tc>
+      </w:tr>
+    </w:tbl>
+    <w:p>
+      <w:r>
+        <w:br/>
+      </w:r>
+    </w:p>
+    <w:p>
+      <w:pPr>
+        <w:spacing w:before="180" w:after="60"/>
+      </w:pPr>
+      <w:r>
+        <w:rPr>
+          <w:b w:val="on"/>
+          <w:sz w:val="24"/>
+          <w:color w:val="2B6CB0"/>
+        </w:rPr>
+        <w:t>[TC8] Exception Flow 4: Sem Permissao</w:t>
+      </w:r>
+    </w:p>
+    <w:p>
+      <w:pPr>
+        <w:spacing w:after="40"/>
+      </w:pPr>
+      <w:r>
+        <w:rPr>
+          <w:b w:val="on"/>
+          <w:sz w:val="20"/>
+        </w:rPr>
+        <w:t xml:space="preserve">Preconditions: </w:t>
+      </w:r>
+      <w:r>
+        <w:rPr>
+          <w:sz w:val="20"/>
+        </w:rPr>
+        <w:t>Usuario Administrador esta logado no sistema.</w:t>
+      </w:r>
+    </w:p>
+    <w:p>
+      <w:pPr>
+        <w:spacing w:after="40"/>
+      </w:pPr>
+      <w:r>
+        <w:rPr>
+          <w:b w:val="on"/>
+          <w:sz w:val="20"/>
+        </w:rPr>
+        <w:t xml:space="preserve">Postconditions: </w:t>
+      </w:r>
+      <w:r>
+        <w:rPr>
+          <w:sz w:val="20"/>
+        </w:rPr>
+        <w:t>Flow interrupted due to exception / error</w:t>
+      </w:r>
+    </w:p>
+    <w:tbl>
+      <w:tblPr>
+        <w:tblW w:w="5000" w:type="pct"/>
+        <w:tblBorders>
+          <w:top w:val="single"/>
+          <w:left w:val="single"/>
+          <w:bottom w:val="single"/>
+          <w:right w:val="single"/>
+          <w:insideH w:val="single"/>
+          <w:insideV w:val="single"/>
+        </w:tblBorders>
+      </w:tblPr>
+      <w:tr>
+        <w:tc>
+          <w:tcPr>
+            <w:tcW w:w="1200" w:type="dxa"/>
+            <w:shd w:color="auto" w:val="clear" w:fill="2B6CB0"/>
+          </w:tcPr>
+          <w:p>
+            <w:pPr>
+              <w:jc w:val="left"/>
+            </w:pPr>
+            <w:r>
+              <w:rPr>
+                <w:b w:val="on"/>
+                <w:sz w:val="20"/>
+                <w:color w:val="FFFFFF"/>
+              </w:rPr>
+              <w:t>Step #</w:t>
+            </w:r>
+          </w:p>
+        </w:tc>
+        <w:tc>
+          <w:tcPr>
+            <w:tcW w:w="4500" w:type="dxa"/>
+            <w:shd w:color="auto" w:val="clear" w:fill="2B6CB0"/>
+          </w:tcPr>
+          <w:p>
+            <w:pPr>
+              <w:jc w:val="left"/>
+            </w:pPr>
+            <w:r>
+              <w:rPr>
+                <w:b w:val="on"/>
+                <w:sz w:val="20"/>
+                <w:color w:val="FFFFFF"/>
+              </w:rPr>
+              <w:t>Actor Action</w:t>
+            </w:r>
+          </w:p>
+        </w:tc>
+        <w:tc>
+          <w:tcPr>
+            <w:tcW w:w="4500" w:type="dxa"/>
+            <w:shd w:color="auto" w:val="clear" w:fill="2B6CB0"/>
+          </w:tcPr>
+          <w:p>
+            <w:pPr>
+              <w:jc w:val="left"/>
+            </w:pPr>
+            <w:r>
+              <w:rPr>
+                <w:b w:val="on"/>
+                <w:sz w:val="20"/>
+                <w:color w:val="FFFFFF"/>
+              </w:rPr>
+              <w:t>Expected Result (System)</w:t>
+            </w:r>
+          </w:p>
+        </w:tc>
+      </w:tr>
+      <w:tr>
+        <w:tc>
+          <w:p>
+            <w:r>
+              <w:rPr>
+                <w:sz w:val="18"/>
+              </w:rPr>
+              <w:t>1</w:t>
+            </w:r>
+          </w:p>
+        </w:tc>
+        <w:tc>
+          <w:p>
+            <w:r>
+              <w:rPr>
+                <w:sz w:val="18"/>
+              </w:rPr>
+              <w:t>Administrador: abre tela inicial do sistema</w:t>
+            </w:r>
+          </w:p>
+        </w:tc>
+        <w:tc>
+          <w:p>
+            <w:r>
+              <w:rPr>
+                <w:sz w:val="18"/>
+              </w:rPr>
+              <w:t>SYSTEM exibe tela inicial do sistema</w:t>
+            </w:r>
+          </w:p>
+        </w:tc>
+      </w:tr>
+      <w:tr>
+        <w:tc>
+          <w:p>
+            <w:r>
+              <w:rPr>
+                <w:sz w:val="18"/>
+              </w:rPr>
+              <w:t>2</w:t>
+            </w:r>
+          </w:p>
+        </w:tc>
+        <w:tc>
+          <w:p>
+            <w:r>
+              <w:rPr>
+                <w:sz w:val="18"/>
+              </w:rPr>
+              <w:t>Administrador: clica na opcao 'Administrador' no menu da tela principal</w:t>
+            </w:r>
+          </w:p>
+        </w:tc>
+        <w:tc>
+          <w:p>
+            <w:r>
+              <w:rPr>
+                <w:sz w:val="18"/>
+              </w:rPr>
+              <w:t>SYSTEM apresenta uma listagem dos Administradores cadastrados no sistema</w:t>
+            </w:r>
+          </w:p>
+        </w:tc>
+      </w:tr>
+      <w:tr>
+        <w:tc>
+          <w:p>
+            <w:r>
+              <w:rPr>
+                <w:sz w:val="18"/>
+              </w:rPr>
+              <w:t>3</w:t>
+            </w:r>
+          </w:p>
+        </w:tc>
+        <w:tc>
+          <w:p>
+            <w:r>
+              <w:rPr>
+                <w:sz w:val="18"/>
+              </w:rPr>
+              <w:t>Administrador: clica em algum dos Administradores listados</w:t>
+            </w:r>
+          </w:p>
+        </w:tc>
+        <w:tc>
+          <w:p>
+            <w:r>
+              <w:rPr>
+                <w:sz w:val="18"/>
+              </w:rPr>
+              <w:t>SYSTEM abre a tela de edicao de Administrador</w:t>
+            </w:r>
+          </w:p>
+        </w:tc>
+      </w:tr>
+      <w:tr>
+        <w:tc>
+          <w:p>
+            <w:r>
+              <w:rPr>
+                <w:sz w:val="18"/>
+              </w:rPr>
+              <w:t>4</w:t>
+            </w:r>
+          </w:p>
+        </w:tc>
+        <w:tc>
+          <w:p>
+            <w:r>
+              <w:rPr>
+                <w:sz w:val="18"/>
+              </w:rPr>
+              <w:t>Administrador: clica no botao de 'Excluir'</w:t>
+            </w:r>
+          </w:p>
+        </w:tc>
+        <w:tc>
+          <w:p>
+            <w:r>
+              <w:rPr>
+                <w:sz w:val="18"/>
+              </w:rPr>
+              <w:t>SYSTEM exibe popup pedindo Confirmacao de delecao</w:t>
+            </w:r>
+          </w:p>
+        </w:tc>
+      </w:tr>
+      <w:tr>
+        <w:tc>
+          <w:p>
+            <w:r>
+              <w:rPr>
+                <w:sz w:val="18"/>
+              </w:rPr>
+              <w:t>5</w:t>
+            </w:r>
+          </w:p>
+        </w:tc>
+        <w:tc>
+          <w:p>
+            <w:r>
+              <w:rPr>
+                <w:sz w:val="18"/>
+              </w:rPr>
+              <w:t>Administrador: confirma delecao</w:t>
+            </w:r>
+          </w:p>
+        </w:tc>
+        <w:tc>
+          <w:p>
+            <w:r>
+              <w:rPr>
+                <w:sz w:val="18"/>
+              </w:rPr>
+              <w:t>SYSTEM alerta usuario que Administrador nao esta com nenhuma Permissao</w:t>
+            </w:r>
+          </w:p>
+        </w:tc>
+      </w:tr>
+      <w:tr>
+        <w:tc>
+          <w:p>
+            <w:r>
+              <w:rPr>
+                <w:sz w:val="18"/>
+              </w:rPr>
+              <w:t>6</w:t>
+            </w:r>
+          </w:p>
+        </w:tc>
+        <w:tc>
+          <w:p>
+            <w:r>
+              <w:rPr>
+                <w:sz w:val="18"/>
+              </w:rPr>
+              <w:t>Administrador: insere uma permissao e clica no botao 'Registrar'</w:t>
+            </w:r>
+          </w:p>
+        </w:tc>
+        <w:tc>
+          <w:p>
+            <w:r>
+              <w:rPr>
+                <w:sz w:val="18"/>
+              </w:rPr>
+              <w:t>SYSTEM processes action successfully</w:t>
             </w:r>
           </w:p>
         </w:tc>
